--- a/CSC327-Cryptography/Old-Questions/old-questions.docx
+++ b/CSC327-Cryptography/Old-Questions/old-questions.docx
@@ -1871,18 +1871,7 @@
           <w:lang w:val="en-US"/>
           <w14:ligatures w14:val="standardContextual"/>
         </w:rPr>
-        <w:t>protocol. Does</w:t>
-      </w:r>
-      <w:r>
-        <w:rPr>
-          <w:rFonts w:ascii="Aptos" w:eastAsia="Aptos" w:hAnsi="Aptos" w:cs="Times New Roman"/>
-          <w:kern w:val="2"/>
-          <w:sz w:val="24"/>
-          <w:szCs w:val="24"/>
-          <w:lang w:val="en-US"/>
-          <w14:ligatures w14:val="standardContextual"/>
-        </w:rPr>
-        <w:t xml:space="preserve"> greedy algorithm guarantee optimal solution? Solve the Fractional knapsack problem to find maximum loot from given information.</w:t>
+        <w:t>protocol.</w:t>
       </w:r>
     </w:p>
     <w:p>
@@ -2231,7 +2220,6 @@
           <w:lang w:val="en-US"/>
           <w14:ligatures w14:val="standardContextual"/>
         </w:rPr>
-        <w:lastRenderedPageBreak/>
         <w:t xml:space="preserve">Find the multiplicative inverse of polynomial {95} using extended </w:t>
       </w:r>
       <w:r>
@@ -2334,6 +2322,7 @@
           <w:lang w:val="en-US"/>
           <w14:ligatures w14:val="standardContextual"/>
         </w:rPr>
+        <w:lastRenderedPageBreak/>
         <w:t xml:space="preserve">Using </w:t>
       </w:r>
       <w:r>
